--- a/Lectures/Lecture9_Feb12/LastName_PeerReview.docx
+++ b/Lectures/Lecture9_Feb12/LastName_PeerReview.docx
@@ -102,13 +102,8 @@
         <w:t>figure only</w:t>
       </w:r>
       <w:r>
-        <w:t xml:space="preserve">, write down what you think is “the target” of the proposed </w:t>
-      </w:r>
-      <w:proofErr w:type="gramStart"/>
-      <w:r>
-        <w:t>program ?</w:t>
-      </w:r>
-      <w:proofErr w:type="gramEnd"/>
+        <w:t>, write down what you think is “the target” of the proposed program ?</w:t>
+      </w:r>
     </w:p>
     <w:p>
       <w:pPr>
@@ -278,7 +273,13 @@
         </w:numPr>
       </w:pPr>
       <w:r>
-        <w:t>Does the first bold face statement convey a convincing big picture for the program? Any suggestions for improvement?</w:t>
+        <w:t xml:space="preserve">Does the first bold face statement convey a convincing </w:t>
+      </w:r>
+      <w:r>
+        <w:t xml:space="preserve">*statement* for a </w:t>
+      </w:r>
+      <w:r>
+        <w:t>big picture for the program? Any suggestions for improvement?</w:t>
       </w:r>
     </w:p>
     <w:p>
@@ -312,7 +313,7 @@
         </w:numPr>
       </w:pPr>
       <w:r>
-        <w:t>Are the problem and goal statements clear? Any suggestions for improvement?</w:t>
+        <w:t>Is the problem statement clear? Any suggestions for improvement?</w:t>
       </w:r>
     </w:p>
     <w:p>
@@ -329,6 +330,35 @@
         </w:numPr>
       </w:pPr>
       <w:r>
+        <w:t xml:space="preserve">Is the </w:t>
+      </w:r>
+      <w:r>
+        <w:t>goal</w:t>
+      </w:r>
+      <w:r>
+        <w:t xml:space="preserve"> statement clear</w:t>
+      </w:r>
+      <w:r>
+        <w:t xml:space="preserve"> and underlined</w:t>
+      </w:r>
+      <w:r>
+        <w:t>? Any suggestions for improvement?</w:t>
+      </w:r>
+    </w:p>
+    <w:p>
+      <w:pPr>
+        <w:pStyle w:val="ListParagraph"/>
+      </w:pPr>
+    </w:p>
+    <w:p>
+      <w:pPr>
+        <w:pStyle w:val="ListParagraph"/>
+        <w:numPr>
+          <w:ilvl w:val="0"/>
+          <w:numId w:val="4"/>
+        </w:numPr>
+      </w:pPr>
+      <w:r>
         <w:t>Last sentence: Is the importance of the program convincing? Any suggestions for improvement?</w:t>
       </w:r>
     </w:p>
@@ -352,17 +382,9 @@
           <w:b/>
           <w:bCs/>
         </w:rPr>
-        <w:t xml:space="preserve">Part </w:t>
-      </w:r>
-      <w:proofErr w:type="gramStart"/>
-      <w:r>
-        <w:rPr>
-          <w:b/>
-          <w:bCs/>
-        </w:rPr>
-        <w:t>B  Abstract</w:t>
-      </w:r>
-      <w:proofErr w:type="gramEnd"/>
+        <w:lastRenderedPageBreak/>
+        <w:t>Part B  Abstract</w:t>
+      </w:r>
     </w:p>
     <w:p>
       <w:pPr>
@@ -381,6 +403,9 @@
       <w:r>
         <w:t xml:space="preserve"> is trying to address.</w:t>
       </w:r>
+      <w:r>
+        <w:t xml:space="preserve"> (Does it start with “However”??)</w:t>
+      </w:r>
     </w:p>
     <w:p>
       <w:pPr>
@@ -482,15 +507,7 @@
         <w:t>talk topic</w:t>
       </w:r>
       <w:r>
-        <w:t xml:space="preserve"> </w:t>
-      </w:r>
-      <w:proofErr w:type="gramStart"/>
-      <w:r>
-        <w:t>convincing ?</w:t>
-      </w:r>
-      <w:proofErr w:type="gramEnd"/>
-      <w:r>
-        <w:t xml:space="preserve"> Any suggestions for improvement?</w:t>
+        <w:t xml:space="preserve"> convincing ? Any suggestions for improvement?</w:t>
       </w:r>
     </w:p>
     <w:p/>

--- a/Lectures/Lecture9_Feb12/LastName_PeerReview.docx
+++ b/Lectures/Lecture9_Feb12/LastName_PeerReview.docx
@@ -247,6 +247,9 @@
       <w:r>
         <w:t xml:space="preserve"> of the program?</w:t>
       </w:r>
+      <w:r>
+        <w:t xml:space="preserve">  Are all the components of the figure needed? </w:t>
+      </w:r>
     </w:p>
     <w:p/>
     <w:p>
@@ -330,19 +333,7 @@
         </w:numPr>
       </w:pPr>
       <w:r>
-        <w:t xml:space="preserve">Is the </w:t>
-      </w:r>
-      <w:r>
-        <w:t>goal</w:t>
-      </w:r>
-      <w:r>
-        <w:t xml:space="preserve"> statement clear</w:t>
-      </w:r>
-      <w:r>
-        <w:t xml:space="preserve"> and underlined</w:t>
-      </w:r>
-      <w:r>
-        <w:t>? Any suggestions for improvement?</w:t>
+        <w:t>Is the goal statement clear and underlined? Any suggestions for improvement?</w:t>
       </w:r>
     </w:p>
     <w:p>
